--- a/docs/seminar/seminar-subsidy-docs.docx
+++ b/docs/seminar/seminar-subsidy-docs.docx
@@ -1777,7 +1777,7 @@
           <w:sz w:val="34"/>
           <w:szCs w:val="34"/>
         </w:rPr>
-        <w:t xml:space="preserve">「通る申請」チェックリスト</w:t>
+        <w:t xml:space="preserve">申請の落とし穴チェックリスト</w:t>
       </w:r>
     </w:p>
     <w:p>
@@ -3257,7 +3257,7 @@
           <w:sz w:val="21"/>
           <w:szCs w:val="21"/>
         </w:rPr>
-        <w:t xml:space="preserve">「御社経由なら通りやすいとかあるの？」→「ありません。審査は書類で決まります。だから私は"落ちない書類がそろう研修運営"をします」</w:t>
+        <w:t xml:space="preserve">「御社経由なら通りやすいとかあるの？」→「ありません。審査は書類で決まります。だから私は、申請にそのまま使える形式の記録がそろう研修運営をします」</w:t>
       </w:r>
     </w:p>
     <w:p>
